--- a/report/報告.docx
+++ b/report/報告.docx
@@ -9,25 +9,10 @@
       <w:r>
         <w:rPr>
           <w:b/>
-          <w:sz w:val="32"/>
+          <w:color w:val="1B4D59"/>
+          <w:sz w:val="40"/>
         </w:rPr>
-        <w:t>海大資工 AI 機器學習作業報告</w:t>
-      </w:r>
-    </w:p>
-    <w:p>
-      <w:pPr>
-        <w:jc w:val="center"/>
-      </w:pPr>
-      <w:r>
-        <w:t>課程：人工智慧與機器學習</w:t>
-      </w:r>
-    </w:p>
-    <w:p>
-      <w:pPr>
-        <w:jc w:val="center"/>
-      </w:pPr>
-      <w:r>
-        <w:t>資料集：Hypothyroid（甲狀腺功能低下症多類別分類）</w:t>
+        <w:t>Hypothyroid ML: Multi-Classifier Diagnostic System</w:t>
       </w:r>
     </w:p>
     <w:p>
@@ -36,110 +21,18 @@
       </w:pPr>
       <w:r>
         <w:rPr>
-          <w:i/>
-          <w:sz w:val="18"/>
+          <w:color w:val="455A64"/>
+          <w:sz w:val="26"/>
         </w:rPr>
-        <w:t>實驗日期：2026年5月  |  模型數量：9+個分類器（Scikit-Learn + TensorFlow DNN）</w:t>
-      </w:r>
-    </w:p>
-    <w:p/>
-    <w:p>
-      <w:pPr>
-        <w:pStyle w:val="Heading1"/>
-      </w:pPr>
-      <w:r>
-        <w:t>【實驗背景與方法】</w:t>
+        <w:t>Medical AI Benchmarking Report</w:t>
       </w:r>
     </w:p>
     <w:p>
+      <w:pPr>
+        <w:jc w:val="center"/>
+      </w:pPr>
       <w:r>
-        <w:br/>
-        <w:t>本報告呈現甲狀腺功能低下症（Hypothyroid）多類別分類實驗結果。</w:t>
-        <w:br/>
-        <w:t>實驗共採用 9 個不同分類器進行系統性對比，包括：</w:t>
-        <w:br/>
-        <w:br/>
-        <w:t>（1）傳統機器學習算法：</w:t>
-        <w:br/>
-        <w:t xml:space="preserve">  • 支持向量機（SVM）— 高維非線性決策邊界</w:t>
-        <w:br/>
-        <w:t xml:space="preserve">  • 隨機森林（Random Forest）— 集成決策樹方法</w:t>
-        <w:br/>
-        <w:t xml:space="preserve">  • 漸進式梯度提升（Gradient Boosting）— 序列集成學習</w:t>
-        <w:br/>
-        <w:t xml:space="preserve">  • 決策樹（Decision Tree）— 可解釋性最高</w:t>
-        <w:br/>
-        <w:t xml:space="preserve">  • 邏輯迴歸（Logistic Regression）— 線性基準線</w:t>
-        <w:br/>
-        <w:t xml:space="preserve">  • AdaBoost 自適應提升 — 動態樣本加權</w:t>
-        <w:br/>
-        <w:t xml:space="preserve">  • 高斯貝葉斯（Naive Bayes）— 概率統計基準</w:t>
-        <w:br/>
-        <w:t xml:space="preserve">  • XGBoost（如可用）— 優化的梯度提升</w:t>
-        <w:br/>
-        <w:br/>
-        <w:t>（2）深度學習方法：</w:t>
-        <w:br/>
-        <w:t xml:space="preserve">  • DenseNN 淺層結構（H）— 1隱藏層，用於了解神經網路基準性能</w:t>
-        <w:br/>
-        <w:t xml:space="preserve">  • DenseNN 中層結構（I）— 2隱藏層+輕度Dropout，平衡模型複雜度</w:t>
-        <w:br/>
-        <w:t xml:space="preserve">  • DenseNN 深層結構（J）— 3隱藏層+強Dropout，探索深度價值</w:t>
-        <w:br/>
-        <w:t xml:space="preserve">  • DenseNN 寬層結構（K）— 寬層架構，提升特徵學習能力</w:t>
-        <w:br/>
-        <w:br/>
-        <w:t>此實驗系統性地評估各分類器在真實醫療診斷資料上的表現，</w:t>
-        <w:br/>
-        <w:t>重點關注類別不平衡問題處理能力、過擬合防控，以及不同方法的適用性。</w:t>
-        <w:br/>
-      </w:r>
-    </w:p>
-    <w:p/>
-    <w:p>
-      <w:r>
-        <w:br/>
-        <w:t>【資料集特徵概述】</w:t>
-        <w:br/>
-        <w:br/>
-        <w:t>甲狀腺功能低下症資料集具有以下特點：</w:t>
-        <w:br/>
-        <w:br/>
-        <w:t>1. 類別不平衡現象嚴重</w:t>
-        <w:br/>
-        <w:t xml:space="preserve">   • 大多數樣本屬於「正常」類別（negative）</w:t>
-        <w:br/>
-        <w:t xml:space="preserve">   • 患病類別（hypothyroid 及其他甲狀腺異常）數量遠少於正常類別</w:t>
-        <w:br/>
-        <w:t xml:space="preserve">   • 此配置真實反映醫療診斷場景：大多數人甲狀腺功能正常</w:t>
-        <w:br/>
-        <w:br/>
-        <w:t>2. 特徵結構複雜、類型混合</w:t>
-        <w:br/>
-        <w:t xml:space="preserve">   • 連續特徵：TSH、T3、TT4 等生化指標（需標準化）</w:t>
-        <w:br/>
-        <w:t xml:space="preserve">   • 離散特徵：on_thyroxine、pregnant 等醫學標籤（需編碼）</w:t>
-        <w:br/>
-        <w:t xml:space="preserve">   • 缺失值普遍存在，表示為 '?'，需要慎重處理</w:t>
-        <w:br/>
-        <w:br/>
-        <w:t>3. 醫療特性要求</w:t>
-        <w:br/>
-        <w:t xml:space="preserve">   • 誤診成本極高，特別是漏確診患者（假陰性）</w:t>
-        <w:br/>
-        <w:t xml:space="preserve">   • 模型需具備良好的召回率（Recall），而非單純追求準確率</w:t>
-        <w:br/>
-        <w:br/>
-        <w:t>為應對上述特性，本實驗採用以下方法：</w:t>
-        <w:br/>
-        <w:t>• class_weight="balanced" — 自動調整異類樣本權重</w:t>
-        <w:br/>
-        <w:t>• 樣本均衡加權（sample_weight）— 特別用於Naive Bayes</w:t>
-        <w:br/>
-        <w:t>• 過度採樣/欠採樣 — 在某些模型測試中應用</w:t>
-        <w:br/>
-        <w:t>• 驗證集監控 — 使用Early Stopping 防止過擬合</w:t>
-        <w:br/>
+        <w:t>資料來源：hypothyroid_cjlin2025_training.arff / hypothyroid_cjlin2025_test.arff</w:t>
       </w:r>
     </w:p>
     <w:p>
@@ -147,543 +40,45 @@
         <w:pStyle w:val="Heading1"/>
       </w:pPr>
       <w:r>
-        <w:t>（一）實驗結果與資料分析</w:t>
+        <w:t>摘要</w:t>
       </w:r>
     </w:p>
-    <w:tbl>
-      <w:tblPr>
-        <w:tblStyle w:val="TableGrid"/>
-        <w:tblW w:type="auto" w:w="0"/>
-        <w:tblLook w:firstColumn="1" w:firstRow="1" w:lastColumn="0" w:lastRow="0" w:noHBand="0" w:noVBand="1" w:val="04A0"/>
-      </w:tblPr>
-      <w:tblGrid>
-        <w:gridCol w:w="2160"/>
-        <w:gridCol w:w="2160"/>
-        <w:gridCol w:w="2160"/>
-        <w:gridCol w:w="2160"/>
-      </w:tblGrid>
-      <w:tr>
-        <w:tc>
-          <w:tcPr>
-            <w:tcW w:type="dxa" w:w="2160"/>
-          </w:tcPr>
-          <w:p>
-            <w:r>
-              <w:rPr>
-                <w:b/>
-              </w:rPr>
-              <w:t>系統</w:t>
-            </w:r>
-          </w:p>
-        </w:tc>
-        <w:tc>
-          <w:tcPr>
-            <w:tcW w:type="dxa" w:w="2160"/>
-          </w:tcPr>
-          <w:p>
-            <w:r>
-              <w:rPr>
-                <w:b/>
-              </w:rPr>
-              <w:t>分類器</w:t>
-            </w:r>
-          </w:p>
-        </w:tc>
-        <w:tc>
-          <w:tcPr>
-            <w:tcW w:type="dxa" w:w="2160"/>
-          </w:tcPr>
-          <w:p>
-            <w:r>
-              <w:rPr>
-                <w:b/>
-              </w:rPr>
-              <w:t>系統設定</w:t>
-            </w:r>
-          </w:p>
-        </w:tc>
-        <w:tc>
-          <w:tcPr>
-            <w:tcW w:type="dxa" w:w="2160"/>
-          </w:tcPr>
-          <w:p>
-            <w:r>
-              <w:rPr>
-                <w:b/>
-              </w:rPr>
-              <w:t>正確率</w:t>
-            </w:r>
-          </w:p>
-        </w:tc>
-      </w:tr>
-      <w:tr>
-        <w:tc>
-          <w:tcPr>
-            <w:tcW w:type="dxa" w:w="2160"/>
-          </w:tcPr>
-          <w:p>
-            <w:r>
-              <w:t>D_gradient_boosting</w:t>
-            </w:r>
-          </w:p>
-        </w:tc>
-        <w:tc>
-          <w:tcPr>
-            <w:tcW w:type="dxa" w:w="2160"/>
-          </w:tcPr>
-          <w:p>
-            <w:r>
-              <w:t>Gradient Boosting (XGBoost-like)</w:t>
-            </w:r>
-          </w:p>
-        </w:tc>
-        <w:tc>
-          <w:tcPr>
-            <w:tcW w:type="dxa" w:w="2160"/>
-          </w:tcPr>
-          <w:p>
-            <w:r>
-              <w:t>learning_rate=0.05, max_depth=5, n_estimators=300</w:t>
-            </w:r>
-          </w:p>
-        </w:tc>
-        <w:tc>
-          <w:tcPr>
-            <w:tcW w:type="dxa" w:w="2160"/>
-          </w:tcPr>
-          <w:p>
-            <w:r>
-              <w:t>99.41%</w:t>
-            </w:r>
-          </w:p>
-        </w:tc>
-      </w:tr>
-      <w:tr>
-        <w:tc>
-          <w:tcPr>
-            <w:tcW w:type="dxa" w:w="2160"/>
-          </w:tcPr>
-          <w:p>
-            <w:r>
-              <w:t>E_decision_tree</w:t>
-            </w:r>
-          </w:p>
-        </w:tc>
-        <w:tc>
-          <w:tcPr>
-            <w:tcW w:type="dxa" w:w="2160"/>
-          </w:tcPr>
-          <w:p>
-            <w:r>
-              <w:t>Decision Tree (Deep)</w:t>
-            </w:r>
-          </w:p>
-        </w:tc>
-        <w:tc>
-          <w:tcPr>
-            <w:tcW w:type="dxa" w:w="2160"/>
-          </w:tcPr>
-          <w:p>
-            <w:r>
-              <w:t>max_depth=10, min_samples_leaf=4, min_samples_split=2</w:t>
-            </w:r>
-          </w:p>
-        </w:tc>
-        <w:tc>
-          <w:tcPr>
-            <w:tcW w:type="dxa" w:w="2160"/>
-          </w:tcPr>
-          <w:p>
-            <w:r>
-              <w:t>99.12%</w:t>
-            </w:r>
-          </w:p>
-        </w:tc>
-      </w:tr>
-      <w:tr>
-        <w:tc>
-          <w:tcPr>
-            <w:tcW w:type="dxa" w:w="2160"/>
-          </w:tcPr>
-          <w:p>
-            <w:r>
-              <w:t>C_random_forest</w:t>
-            </w:r>
-          </w:p>
-        </w:tc>
-        <w:tc>
-          <w:tcPr>
-            <w:tcW w:type="dxa" w:w="2160"/>
-          </w:tcPr>
-          <w:p>
-            <w:r>
-              <w:t>Random Forest</w:t>
-            </w:r>
-          </w:p>
-        </w:tc>
-        <w:tc>
-          <w:tcPr>
-            <w:tcW w:type="dxa" w:w="2160"/>
-          </w:tcPr>
-          <w:p>
-            <w:r>
-              <w:t>max_depth=10, min_samples_split=5, n_estimators=100</w:t>
-            </w:r>
-          </w:p>
-        </w:tc>
-        <w:tc>
-          <w:tcPr>
-            <w:tcW w:type="dxa" w:w="2160"/>
-          </w:tcPr>
-          <w:p>
-            <w:r>
-              <w:t>98.83%</w:t>
-            </w:r>
-          </w:p>
-        </w:tc>
-      </w:tr>
-      <w:tr>
-        <w:tc>
-          <w:tcPr>
-            <w:tcW w:type="dxa" w:w="2160"/>
-          </w:tcPr>
-          <w:p>
-            <w:r>
-              <w:t>I_dnn_medium</w:t>
-            </w:r>
-          </w:p>
-        </w:tc>
-        <w:tc>
-          <w:tcPr>
-            <w:tcW w:type="dxa" w:w="2160"/>
-          </w:tcPr>
-          <w:p>
-            <w:r>
-              <w:t>DenseNN</w:t>
-            </w:r>
-          </w:p>
-        </w:tc>
-        <w:tc>
-          <w:tcPr>
-            <w:tcW w:type="dxa" w:w="2160"/>
-          </w:tcPr>
-          <w:p>
-            <w:r>
-              <w:t>layers=[128, 64], dropout=0.2, lr=0.001</w:t>
-            </w:r>
-          </w:p>
-        </w:tc>
-        <w:tc>
-          <w:tcPr>
-            <w:tcW w:type="dxa" w:w="2160"/>
-          </w:tcPr>
-          <w:p>
-            <w:r>
-              <w:t>97.95%</w:t>
-            </w:r>
-          </w:p>
-        </w:tc>
-      </w:tr>
-      <w:tr>
-        <w:tc>
-          <w:tcPr>
-            <w:tcW w:type="dxa" w:w="2160"/>
-          </w:tcPr>
-          <w:p>
-            <w:r>
-              <w:t>K_dnn_wide</w:t>
-            </w:r>
-          </w:p>
-        </w:tc>
-        <w:tc>
-          <w:tcPr>
-            <w:tcW w:type="dxa" w:w="2160"/>
-          </w:tcPr>
-          <w:p>
-            <w:r>
-              <w:t>DenseNN</w:t>
-            </w:r>
-          </w:p>
-        </w:tc>
-        <w:tc>
-          <w:tcPr>
-            <w:tcW w:type="dxa" w:w="2160"/>
-          </w:tcPr>
-          <w:p>
-            <w:r>
-              <w:t>layers=[512, 256], dropout=0.2, lr=0.001</w:t>
-            </w:r>
-          </w:p>
-        </w:tc>
-        <w:tc>
-          <w:tcPr>
-            <w:tcW w:type="dxa" w:w="2160"/>
-          </w:tcPr>
-          <w:p>
-            <w:r>
-              <w:t>97.65%</w:t>
-            </w:r>
-          </w:p>
-        </w:tc>
-      </w:tr>
-      <w:tr>
-        <w:tc>
-          <w:tcPr>
-            <w:tcW w:type="dxa" w:w="2160"/>
-          </w:tcPr>
-          <w:p>
-            <w:r>
-              <w:t>H_dnn_shallow</w:t>
-            </w:r>
-          </w:p>
-        </w:tc>
-        <w:tc>
-          <w:tcPr>
-            <w:tcW w:type="dxa" w:w="2160"/>
-          </w:tcPr>
-          <w:p>
-            <w:r>
-              <w:t>DenseNN</w:t>
-            </w:r>
-          </w:p>
-        </w:tc>
-        <w:tc>
-          <w:tcPr>
-            <w:tcW w:type="dxa" w:w="2160"/>
-          </w:tcPr>
-          <w:p>
-            <w:r>
-              <w:t>layers=[64], dropout=0.0, lr=0.001</w:t>
-            </w:r>
-          </w:p>
-        </w:tc>
-        <w:tc>
-          <w:tcPr>
-            <w:tcW w:type="dxa" w:w="2160"/>
-          </w:tcPr>
-          <w:p>
-            <w:r>
-              <w:t>97.36%</w:t>
-            </w:r>
-          </w:p>
-        </w:tc>
-      </w:tr>
-      <w:tr>
-        <w:tc>
-          <w:tcPr>
-            <w:tcW w:type="dxa" w:w="2160"/>
-          </w:tcPr>
-          <w:p>
-            <w:r>
-              <w:t>F_logistic_regression</w:t>
-            </w:r>
-          </w:p>
-        </w:tc>
-        <w:tc>
-          <w:tcPr>
-            <w:tcW w:type="dxa" w:w="2160"/>
-          </w:tcPr>
-          <w:p>
-            <w:r>
-              <w:t>Logistic Regression (L2 Regularized)</w:t>
-            </w:r>
-          </w:p>
-        </w:tc>
-        <w:tc>
-          <w:tcPr>
-            <w:tcW w:type="dxa" w:w="2160"/>
-          </w:tcPr>
-          <w:p>
-            <w:r>
-              <w:t>C=10, penalty=l2, solver=saga</w:t>
-            </w:r>
-          </w:p>
-        </w:tc>
-        <w:tc>
-          <w:tcPr>
-            <w:tcW w:type="dxa" w:w="2160"/>
-          </w:tcPr>
-          <w:p>
-            <w:r>
-              <w:t>96.19%</w:t>
-            </w:r>
-          </w:p>
-        </w:tc>
-      </w:tr>
-      <w:tr>
-        <w:tc>
-          <w:tcPr>
-            <w:tcW w:type="dxa" w:w="2160"/>
-          </w:tcPr>
-          <w:p>
-            <w:r>
-              <w:t>J_dnn_deep</w:t>
-            </w:r>
-          </w:p>
-        </w:tc>
-        <w:tc>
-          <w:tcPr>
-            <w:tcW w:type="dxa" w:w="2160"/>
-          </w:tcPr>
-          <w:p>
-            <w:r>
-              <w:t>DenseNN</w:t>
-            </w:r>
-          </w:p>
-        </w:tc>
-        <w:tc>
-          <w:tcPr>
-            <w:tcW w:type="dxa" w:w="2160"/>
-          </w:tcPr>
-          <w:p>
-            <w:r>
-              <w:t>layers=[256, 128, 64], dropout=0.3, lr=0.0005</w:t>
-            </w:r>
-          </w:p>
-        </w:tc>
-        <w:tc>
-          <w:tcPr>
-            <w:tcW w:type="dxa" w:w="2160"/>
-          </w:tcPr>
-          <w:p>
-            <w:r>
-              <w:t>96.19%</w:t>
-            </w:r>
-          </w:p>
-        </w:tc>
-      </w:tr>
-      <w:tr>
-        <w:tc>
-          <w:tcPr>
-            <w:tcW w:type="dxa" w:w="2160"/>
-          </w:tcPr>
-          <w:p>
-            <w:r>
-              <w:t>G_adaboost</w:t>
-            </w:r>
-          </w:p>
-        </w:tc>
-        <w:tc>
-          <w:tcPr>
-            <w:tcW w:type="dxa" w:w="2160"/>
-          </w:tcPr>
-          <w:p>
-            <w:r>
-              <w:t>AdaBoost Ensemble</w:t>
-            </w:r>
-          </w:p>
-        </w:tc>
-        <w:tc>
-          <w:tcPr>
-            <w:tcW w:type="dxa" w:w="2160"/>
-          </w:tcPr>
-          <w:p>
-            <w:r>
-              <w:t>learning_rate=0.5, n_estimators=300</w:t>
-            </w:r>
-          </w:p>
-        </w:tc>
-        <w:tc>
-          <w:tcPr>
-            <w:tcW w:type="dxa" w:w="2160"/>
-          </w:tcPr>
-          <w:p>
-            <w:r>
-              <w:t>95.89%</w:t>
-            </w:r>
-          </w:p>
-        </w:tc>
-      </w:tr>
-      <w:tr>
-        <w:tc>
-          <w:tcPr>
-            <w:tcW w:type="dxa" w:w="2160"/>
-          </w:tcPr>
-          <w:p>
-            <w:r>
-              <w:t>B_svm</w:t>
-            </w:r>
-          </w:p>
-        </w:tc>
-        <w:tc>
-          <w:tcPr>
-            <w:tcW w:type="dxa" w:w="2160"/>
-          </w:tcPr>
-          <w:p>
-            <w:r>
-              <w:t>Support Vector Machine (RBF/Linear)</w:t>
-            </w:r>
-          </w:p>
-        </w:tc>
-        <w:tc>
-          <w:tcPr>
-            <w:tcW w:type="dxa" w:w="2160"/>
-          </w:tcPr>
-          <w:p>
-            <w:r>
-              <w:t>C=10, gamma=scale, kernel=linear</w:t>
-            </w:r>
-          </w:p>
-        </w:tc>
-        <w:tc>
-          <w:tcPr>
-            <w:tcW w:type="dxa" w:w="2160"/>
-          </w:tcPr>
-          <w:p>
-            <w:r>
-              <w:t>90.62%</w:t>
-            </w:r>
-          </w:p>
-        </w:tc>
-      </w:tr>
-      <w:tr>
-        <w:tc>
-          <w:tcPr>
-            <w:tcW w:type="dxa" w:w="2160"/>
-          </w:tcPr>
-          <w:p>
-            <w:r>
-              <w:t>A_naive_bayes</w:t>
-            </w:r>
-          </w:p>
-        </w:tc>
-        <w:tc>
-          <w:tcPr>
-            <w:tcW w:type="dxa" w:w="2160"/>
-          </w:tcPr>
-          <w:p>
-            <w:r>
-              <w:t>Gaussian Naive Bayes (with sample weighting)</w:t>
-            </w:r>
-          </w:p>
-        </w:tc>
-        <w:tc>
-          <w:tcPr>
-            <w:tcW w:type="dxa" w:w="2160"/>
-          </w:tcPr>
-          <w:p>
-            <w:r>
-              <w:t>var_smoothing=1e-07</w:t>
-            </w:r>
-          </w:p>
-        </w:tc>
-        <w:tc>
-          <w:tcPr>
-            <w:tcW w:type="dxa" w:w="2160"/>
-          </w:tcPr>
-          <w:p>
-            <w:r>
-              <w:t>11.44%</w:t>
-            </w:r>
-          </w:p>
-        </w:tc>
-      </w:tr>
-    </w:tbl>
     <w:p>
+      <w:r>
+        <w:t>本研究以官方測試集為唯一最終評估基準，建立傳統機器學習與 TensorFlow DenseNN 分類系統，用於甲狀腺低下症結構化資料分類。報告重點不僅是排序模型，而是判斷哪些指標真正反映少數疾病類別的臨床風險。</w:t>
+      </w:r>
+    </w:p>
+    <w:p>
+      <w:r>
+        <w:t>資料集包含訓練樣本 3057 筆、測試樣本 341 筆、特徵 22 個。多類別最大/最小類別不平衡比為 2809:1；若轉為臨床篩檢視角，negative 對所有 hypothyroid 類別合計約為 11.33:1。</w:t>
+      </w:r>
+    </w:p>
+    <w:p>
+      <w:r>
+        <w:t>最佳模型為 D_gradient_boosting（Gradient Boosting (XGBoost-like)），Weighted F1=99.27%、Balanced Accuracy=74.92%、ROC-AUC=98.19%。</w:t>
+      </w:r>
+    </w:p>
+    <w:p>
+      <w:pPr>
+        <w:pStyle w:val="Heading1"/>
+      </w:pPr>
+      <w:r>
+        <w:t>(一) 實驗結果</w:t>
+      </w:r>
+    </w:p>
+    <w:p>
+      <w:r>
+        <w:t>所有最終指標均以官方 test set 計算。資料分布顯示 secondary hypothyroid 極罕見，因此單純 Accuracy 會高估臨床可用性；本報告同步呈現 Weighted、Macro、Balanced 與 PR-AUC 指標，以區分多數類別表現與少數疾病類別風險。</w:t>
+      </w:r>
+    </w:p>
+    <w:p>
+      <w:pPr>
+        <w:jc w:val="center"/>
+      </w:pPr>
       <w:r>
         <w:drawing>
           <wp:inline xmlns:a="http://schemas.openxmlformats.org/drawingml/2006/main" xmlns:pic="http://schemas.openxmlformats.org/drawingml/2006/picture">
-            <wp:extent cx="5943600" cy="2515039"/>
+            <wp:extent cx="5852160" cy="3075452"/>
             <wp:docPr id="1" name="Picture 1"/>
             <wp:cNvGraphicFramePr>
               <a:graphicFrameLocks noChangeAspect="1"/>
@@ -692,7 +87,7 @@
               <a:graphicData uri="http://schemas.openxmlformats.org/drawingml/2006/picture">
                 <pic:pic>
                   <pic:nvPicPr>
-                    <pic:cNvPr id="0" name="accuracy_comparison.png"/>
+                    <pic:cNvPr id="0" name="dataset_imbalance.png"/>
                     <pic:cNvPicPr/>
                   </pic:nvPicPr>
                   <pic:blipFill>
@@ -704,7 +99,7 @@
                   <pic:spPr>
                     <a:xfrm>
                       <a:off x="0" y="0"/>
-                      <a:ext cx="5943600" cy="2515039"/>
+                      <a:ext cx="5852160" cy="3075452"/>
                     </a:xfrm>
                     <a:prstGeom prst="rect"/>
                   </pic:spPr>
@@ -722,36 +117,1187 @@
       <w:r>
         <w:rPr>
           <w:i/>
+          <w:color w:val="455A64"/>
           <w:sz w:val="20"/>
         </w:rPr>
-        <w:t>圖1：各分類器性能對比（正確率、F1分數、精確率）</w:t>
+        <w:t>圖1. 類別不平衡不是背景資訊，而是本任務的主要建模條件；多類別 2809:1 與篩檢視角 11.33:1 應分開解讀。</w:t>
       </w:r>
     </w:p>
     <w:p>
       <w:r>
-        <w:br w:type="page"/>
+        <w:rPr>
+          <w:b/>
+          <w:color w:val="1B4D59"/>
+        </w:rPr>
+        <w:t>重點：Weighted F1 高不代表每個疾病亞型都被穩定辨識，必須搭配 Macro F1 與 Balanced Accuracy。</w:t>
+      </w:r>
+    </w:p>
+    <w:tbl>
+      <w:tblPr>
+        <w:tblStyle w:val="TableGrid"/>
+        <w:tblW w:type="auto" w:w="0"/>
+        <w:tblLook w:firstColumn="1" w:firstRow="1" w:lastColumn="0" w:lastRow="0" w:noHBand="0" w:noVBand="1" w:val="04A0"/>
+      </w:tblPr>
+      <w:tblGrid>
+        <w:gridCol w:w="1130"/>
+        <w:gridCol w:w="1130"/>
+        <w:gridCol w:w="1130"/>
+        <w:gridCol w:w="1130"/>
+        <w:gridCol w:w="1130"/>
+        <w:gridCol w:w="1130"/>
+        <w:gridCol w:w="1130"/>
+        <w:gridCol w:w="1130"/>
+        <w:gridCol w:w="1130"/>
+      </w:tblGrid>
+      <w:tr>
+        <w:tc>
+          <w:tcPr>
+            <w:tcW w:type="dxa" w:w="1130"/>
+          </w:tcPr>
+          <w:p>
+            <w:r>
+              <w:rPr>
+                <w:b/>
+              </w:rPr>
+              <w:t>系統</w:t>
+            </w:r>
+          </w:p>
+        </w:tc>
+        <w:tc>
+          <w:tcPr>
+            <w:tcW w:type="dxa" w:w="1130"/>
+          </w:tcPr>
+          <w:p>
+            <w:r>
+              <w:rPr>
+                <w:b/>
+              </w:rPr>
+              <w:t>分類器</w:t>
+            </w:r>
+          </w:p>
+        </w:tc>
+        <w:tc>
+          <w:tcPr>
+            <w:tcW w:type="dxa" w:w="1130"/>
+          </w:tcPr>
+          <w:p>
+            <w:r>
+              <w:rPr>
+                <w:b/>
+              </w:rPr>
+              <w:t>Accuracy</w:t>
+            </w:r>
+          </w:p>
+        </w:tc>
+        <w:tc>
+          <w:tcPr>
+            <w:tcW w:type="dxa" w:w="1130"/>
+          </w:tcPr>
+          <w:p>
+            <w:r>
+              <w:rPr>
+                <w:b/>
+              </w:rPr>
+              <w:t>Weighted F1</w:t>
+            </w:r>
+          </w:p>
+        </w:tc>
+        <w:tc>
+          <w:tcPr>
+            <w:tcW w:type="dxa" w:w="1130"/>
+          </w:tcPr>
+          <w:p>
+            <w:r>
+              <w:rPr>
+                <w:b/>
+              </w:rPr>
+              <w:t>Macro F1</w:t>
+            </w:r>
+          </w:p>
+        </w:tc>
+        <w:tc>
+          <w:tcPr>
+            <w:tcW w:type="dxa" w:w="1130"/>
+          </w:tcPr>
+          <w:p>
+            <w:r>
+              <w:rPr>
+                <w:b/>
+              </w:rPr>
+              <w:t>Recall</w:t>
+            </w:r>
+          </w:p>
+        </w:tc>
+        <w:tc>
+          <w:tcPr>
+            <w:tcW w:type="dxa" w:w="1130"/>
+          </w:tcPr>
+          <w:p>
+            <w:r>
+              <w:rPr>
+                <w:b/>
+              </w:rPr>
+              <w:t>Balanced Acc</w:t>
+            </w:r>
+          </w:p>
+        </w:tc>
+        <w:tc>
+          <w:tcPr>
+            <w:tcW w:type="dxa" w:w="1130"/>
+          </w:tcPr>
+          <w:p>
+            <w:r>
+              <w:rPr>
+                <w:b/>
+              </w:rPr>
+              <w:t>ROC-AUC</w:t>
+            </w:r>
+          </w:p>
+        </w:tc>
+        <w:tc>
+          <w:tcPr>
+            <w:tcW w:type="dxa" w:w="1130"/>
+          </w:tcPr>
+          <w:p>
+            <w:r>
+              <w:rPr>
+                <w:b/>
+              </w:rPr>
+              <w:t>PR-AUC</w:t>
+            </w:r>
+          </w:p>
+        </w:tc>
+      </w:tr>
+      <w:tr>
+        <w:tc>
+          <w:tcPr>
+            <w:tcW w:type="dxa" w:w="1130"/>
+          </w:tcPr>
+          <w:p>
+            <w:r>
+              <w:t>D_gradient_boosting</w:t>
+            </w:r>
+          </w:p>
+        </w:tc>
+        <w:tc>
+          <w:tcPr>
+            <w:tcW w:type="dxa" w:w="1130"/>
+          </w:tcPr>
+          <w:p>
+            <w:r>
+              <w:t>Gradient Boosting (XGBoost-like)</w:t>
+            </w:r>
+          </w:p>
+        </w:tc>
+        <w:tc>
+          <w:tcPr>
+            <w:tcW w:type="dxa" w:w="1130"/>
+          </w:tcPr>
+          <w:p>
+            <w:r>
+              <w:t>99.41%</w:t>
+            </w:r>
+          </w:p>
+        </w:tc>
+        <w:tc>
+          <w:tcPr>
+            <w:tcW w:type="dxa" w:w="1130"/>
+          </w:tcPr>
+          <w:p>
+            <w:r>
+              <w:t>99.27%</w:t>
+            </w:r>
+          </w:p>
+        </w:tc>
+        <w:tc>
+          <w:tcPr>
+            <w:tcW w:type="dxa" w:w="1130"/>
+          </w:tcPr>
+          <w:p>
+            <w:r>
+              <w:t>73.60%</w:t>
+            </w:r>
+          </w:p>
+        </w:tc>
+        <w:tc>
+          <w:tcPr>
+            <w:tcW w:type="dxa" w:w="1130"/>
+          </w:tcPr>
+          <w:p>
+            <w:r>
+              <w:t>74.92%</w:t>
+            </w:r>
+          </w:p>
+        </w:tc>
+        <w:tc>
+          <w:tcPr>
+            <w:tcW w:type="dxa" w:w="1130"/>
+          </w:tcPr>
+          <w:p>
+            <w:r>
+              <w:t>74.92%</w:t>
+            </w:r>
+          </w:p>
+        </w:tc>
+        <w:tc>
+          <w:tcPr>
+            <w:tcW w:type="dxa" w:w="1130"/>
+          </w:tcPr>
+          <w:p>
+            <w:r>
+              <w:t>98.19%</w:t>
+            </w:r>
+          </w:p>
+        </w:tc>
+        <w:tc>
+          <w:tcPr>
+            <w:tcW w:type="dxa" w:w="1130"/>
+          </w:tcPr>
+          <w:p>
+            <w:r>
+              <w:t>99.45%</w:t>
+            </w:r>
+          </w:p>
+        </w:tc>
+      </w:tr>
+      <w:tr>
+        <w:tc>
+          <w:tcPr>
+            <w:tcW w:type="dxa" w:w="1130"/>
+          </w:tcPr>
+          <w:p>
+            <w:r>
+              <w:t>E_decision_tree</w:t>
+            </w:r>
+          </w:p>
+        </w:tc>
+        <w:tc>
+          <w:tcPr>
+            <w:tcW w:type="dxa" w:w="1130"/>
+          </w:tcPr>
+          <w:p>
+            <w:r>
+              <w:t>Decision Tree (Deep)</w:t>
+            </w:r>
+          </w:p>
+        </w:tc>
+        <w:tc>
+          <w:tcPr>
+            <w:tcW w:type="dxa" w:w="1130"/>
+          </w:tcPr>
+          <w:p>
+            <w:r>
+              <w:t>99.12%</w:t>
+            </w:r>
+          </w:p>
+        </w:tc>
+        <w:tc>
+          <w:tcPr>
+            <w:tcW w:type="dxa" w:w="1130"/>
+          </w:tcPr>
+          <w:p>
+            <w:r>
+              <w:t>99.13%</w:t>
+            </w:r>
+          </w:p>
+        </w:tc>
+        <w:tc>
+          <w:tcPr>
+            <w:tcW w:type="dxa" w:w="1130"/>
+          </w:tcPr>
+          <w:p>
+            <w:r>
+              <w:t>73.56%</w:t>
+            </w:r>
+          </w:p>
+        </w:tc>
+        <w:tc>
+          <w:tcPr>
+            <w:tcW w:type="dxa" w:w="1130"/>
+          </w:tcPr>
+          <w:p>
+            <w:r>
+              <w:t>74.84%</w:t>
+            </w:r>
+          </w:p>
+        </w:tc>
+        <w:tc>
+          <w:tcPr>
+            <w:tcW w:type="dxa" w:w="1130"/>
+          </w:tcPr>
+          <w:p>
+            <w:r>
+              <w:t>74.84%</w:t>
+            </w:r>
+          </w:p>
+        </w:tc>
+        <w:tc>
+          <w:tcPr>
+            <w:tcW w:type="dxa" w:w="1130"/>
+          </w:tcPr>
+          <w:p>
+            <w:r>
+              <w:t>98.24%</w:t>
+            </w:r>
+          </w:p>
+        </w:tc>
+        <w:tc>
+          <w:tcPr>
+            <w:tcW w:type="dxa" w:w="1130"/>
+          </w:tcPr>
+          <w:p>
+            <w:r>
+              <w:t>99.38%</w:t>
+            </w:r>
+          </w:p>
+        </w:tc>
+      </w:tr>
+      <w:tr>
+        <w:tc>
+          <w:tcPr>
+            <w:tcW w:type="dxa" w:w="1130"/>
+          </w:tcPr>
+          <w:p>
+            <w:r>
+              <w:t>C_random_forest</w:t>
+            </w:r>
+          </w:p>
+        </w:tc>
+        <w:tc>
+          <w:tcPr>
+            <w:tcW w:type="dxa" w:w="1130"/>
+          </w:tcPr>
+          <w:p>
+            <w:r>
+              <w:t>Random Forest</w:t>
+            </w:r>
+          </w:p>
+        </w:tc>
+        <w:tc>
+          <w:tcPr>
+            <w:tcW w:type="dxa" w:w="1130"/>
+          </w:tcPr>
+          <w:p>
+            <w:r>
+              <w:t>98.83%</w:t>
+            </w:r>
+          </w:p>
+        </w:tc>
+        <w:tc>
+          <w:tcPr>
+            <w:tcW w:type="dxa" w:w="1130"/>
+          </w:tcPr>
+          <w:p>
+            <w:r>
+              <w:t>98.70%</w:t>
+            </w:r>
+          </w:p>
+        </w:tc>
+        <w:tc>
+          <w:tcPr>
+            <w:tcW w:type="dxa" w:w="1130"/>
+          </w:tcPr>
+          <w:p>
+            <w:r>
+              <w:t>72.27%</w:t>
+            </w:r>
+          </w:p>
+        </w:tc>
+        <w:tc>
+          <w:tcPr>
+            <w:tcW w:type="dxa" w:w="1130"/>
+          </w:tcPr>
+          <w:p>
+            <w:r>
+              <w:t>74.76%</w:t>
+            </w:r>
+          </w:p>
+        </w:tc>
+        <w:tc>
+          <w:tcPr>
+            <w:tcW w:type="dxa" w:w="1130"/>
+          </w:tcPr>
+          <w:p>
+            <w:r>
+              <w:t>74.76%</w:t>
+            </w:r>
+          </w:p>
+        </w:tc>
+        <w:tc>
+          <w:tcPr>
+            <w:tcW w:type="dxa" w:w="1130"/>
+          </w:tcPr>
+          <w:p>
+            <w:r>
+              <w:t>99.74%</w:t>
+            </w:r>
+          </w:p>
+        </w:tc>
+        <w:tc>
+          <w:tcPr>
+            <w:tcW w:type="dxa" w:w="1130"/>
+          </w:tcPr>
+          <w:p>
+            <w:r>
+              <w:t>99.83%</w:t>
+            </w:r>
+          </w:p>
+        </w:tc>
+      </w:tr>
+      <w:tr>
+        <w:tc>
+          <w:tcPr>
+            <w:tcW w:type="dxa" w:w="1130"/>
+          </w:tcPr>
+          <w:p>
+            <w:r>
+              <w:t>I_dnn_medium</w:t>
+            </w:r>
+          </w:p>
+        </w:tc>
+        <w:tc>
+          <w:tcPr>
+            <w:tcW w:type="dxa" w:w="1130"/>
+          </w:tcPr>
+          <w:p>
+            <w:r>
+              <w:t>DenseNN</w:t>
+            </w:r>
+          </w:p>
+        </w:tc>
+        <w:tc>
+          <w:tcPr>
+            <w:tcW w:type="dxa" w:w="1130"/>
+          </w:tcPr>
+          <w:p>
+            <w:r>
+              <w:t>97.95%</w:t>
+            </w:r>
+          </w:p>
+        </w:tc>
+        <w:tc>
+          <w:tcPr>
+            <w:tcW w:type="dxa" w:w="1130"/>
+          </w:tcPr>
+          <w:p>
+            <w:r>
+              <w:t>97.78%</w:t>
+            </w:r>
+          </w:p>
+        </w:tc>
+        <w:tc>
+          <w:tcPr>
+            <w:tcW w:type="dxa" w:w="1130"/>
+          </w:tcPr>
+          <w:p>
+            <w:r>
+              <w:t>68.60%</w:t>
+            </w:r>
+          </w:p>
+        </w:tc>
+        <w:tc>
+          <w:tcPr>
+            <w:tcW w:type="dxa" w:w="1130"/>
+          </w:tcPr>
+          <w:p>
+            <w:r>
+              <w:t>68.11%</w:t>
+            </w:r>
+          </w:p>
+        </w:tc>
+        <w:tc>
+          <w:tcPr>
+            <w:tcW w:type="dxa" w:w="1130"/>
+          </w:tcPr>
+          <w:p>
+            <w:r>
+              <w:t>68.11%</w:t>
+            </w:r>
+          </w:p>
+        </w:tc>
+        <w:tc>
+          <w:tcPr>
+            <w:tcW w:type="dxa" w:w="1130"/>
+          </w:tcPr>
+          <w:p>
+            <w:r>
+              <w:t>96.97%</w:t>
+            </w:r>
+          </w:p>
+        </w:tc>
+        <w:tc>
+          <w:tcPr>
+            <w:tcW w:type="dxa" w:w="1130"/>
+          </w:tcPr>
+          <w:p>
+            <w:r>
+              <w:t>98.81%</w:t>
+            </w:r>
+          </w:p>
+        </w:tc>
+      </w:tr>
+      <w:tr>
+        <w:tc>
+          <w:tcPr>
+            <w:tcW w:type="dxa" w:w="1130"/>
+          </w:tcPr>
+          <w:p>
+            <w:r>
+              <w:t>K_dnn_wide</w:t>
+            </w:r>
+          </w:p>
+        </w:tc>
+        <w:tc>
+          <w:tcPr>
+            <w:tcW w:type="dxa" w:w="1130"/>
+          </w:tcPr>
+          <w:p>
+            <w:r>
+              <w:t>DenseNN</w:t>
+            </w:r>
+          </w:p>
+        </w:tc>
+        <w:tc>
+          <w:tcPr>
+            <w:tcW w:type="dxa" w:w="1130"/>
+          </w:tcPr>
+          <w:p>
+            <w:r>
+              <w:t>97.65%</w:t>
+            </w:r>
+          </w:p>
+        </w:tc>
+        <w:tc>
+          <w:tcPr>
+            <w:tcW w:type="dxa" w:w="1130"/>
+          </w:tcPr>
+          <w:p>
+            <w:r>
+              <w:t>97.68%</w:t>
+            </w:r>
+          </w:p>
+        </w:tc>
+        <w:tc>
+          <w:tcPr>
+            <w:tcW w:type="dxa" w:w="1130"/>
+          </w:tcPr>
+          <w:p>
+            <w:r>
+              <w:t>68.14%</w:t>
+            </w:r>
+          </w:p>
+        </w:tc>
+        <w:tc>
+          <w:tcPr>
+            <w:tcW w:type="dxa" w:w="1130"/>
+          </w:tcPr>
+          <w:p>
+            <w:r>
+              <w:t>69.27%</w:t>
+            </w:r>
+          </w:p>
+        </w:tc>
+        <w:tc>
+          <w:tcPr>
+            <w:tcW w:type="dxa" w:w="1130"/>
+          </w:tcPr>
+          <w:p>
+            <w:r>
+              <w:t>69.27%</w:t>
+            </w:r>
+          </w:p>
+        </w:tc>
+        <w:tc>
+          <w:tcPr>
+            <w:tcW w:type="dxa" w:w="1130"/>
+          </w:tcPr>
+          <w:p>
+            <w:r>
+              <w:t>96.85%</w:t>
+            </w:r>
+          </w:p>
+        </w:tc>
+        <w:tc>
+          <w:tcPr>
+            <w:tcW w:type="dxa" w:w="1130"/>
+          </w:tcPr>
+          <w:p>
+            <w:r>
+              <w:t>98.77%</w:t>
+            </w:r>
+          </w:p>
+        </w:tc>
+      </w:tr>
+      <w:tr>
+        <w:tc>
+          <w:tcPr>
+            <w:tcW w:type="dxa" w:w="1130"/>
+          </w:tcPr>
+          <w:p>
+            <w:r>
+              <w:t>H_dnn_shallow</w:t>
+            </w:r>
+          </w:p>
+        </w:tc>
+        <w:tc>
+          <w:tcPr>
+            <w:tcW w:type="dxa" w:w="1130"/>
+          </w:tcPr>
+          <w:p>
+            <w:r>
+              <w:t>DenseNN</w:t>
+            </w:r>
+          </w:p>
+        </w:tc>
+        <w:tc>
+          <w:tcPr>
+            <w:tcW w:type="dxa" w:w="1130"/>
+          </w:tcPr>
+          <w:p>
+            <w:r>
+              <w:t>97.36%</w:t>
+            </w:r>
+          </w:p>
+        </w:tc>
+        <w:tc>
+          <w:tcPr>
+            <w:tcW w:type="dxa" w:w="1130"/>
+          </w:tcPr>
+          <w:p>
+            <w:r>
+              <w:t>97.34%</w:t>
+            </w:r>
+          </w:p>
+        </w:tc>
+        <w:tc>
+          <w:tcPr>
+            <w:tcW w:type="dxa" w:w="1130"/>
+          </w:tcPr>
+          <w:p>
+            <w:r>
+              <w:t>66.23%</w:t>
+            </w:r>
+          </w:p>
+        </w:tc>
+        <w:tc>
+          <w:tcPr>
+            <w:tcW w:type="dxa" w:w="1130"/>
+          </w:tcPr>
+          <w:p>
+            <w:r>
+              <w:t>70.43%</w:t>
+            </w:r>
+          </w:p>
+        </w:tc>
+        <w:tc>
+          <w:tcPr>
+            <w:tcW w:type="dxa" w:w="1130"/>
+          </w:tcPr>
+          <w:p>
+            <w:r>
+              <w:t>70.43%</w:t>
+            </w:r>
+          </w:p>
+        </w:tc>
+        <w:tc>
+          <w:tcPr>
+            <w:tcW w:type="dxa" w:w="1130"/>
+          </w:tcPr>
+          <w:p>
+            <w:r>
+              <w:t>97.43%</w:t>
+            </w:r>
+          </w:p>
+        </w:tc>
+        <w:tc>
+          <w:tcPr>
+            <w:tcW w:type="dxa" w:w="1130"/>
+          </w:tcPr>
+          <w:p>
+            <w:r>
+              <w:t>98.98%</w:t>
+            </w:r>
+          </w:p>
+        </w:tc>
+      </w:tr>
+      <w:tr>
+        <w:tc>
+          <w:tcPr>
+            <w:tcW w:type="dxa" w:w="1130"/>
+          </w:tcPr>
+          <w:p>
+            <w:r>
+              <w:t>G_adaboost</w:t>
+            </w:r>
+          </w:p>
+        </w:tc>
+        <w:tc>
+          <w:tcPr>
+            <w:tcW w:type="dxa" w:w="1130"/>
+          </w:tcPr>
+          <w:p>
+            <w:r>
+              <w:t>AdaBoost Ensemble</w:t>
+            </w:r>
+          </w:p>
+        </w:tc>
+        <w:tc>
+          <w:tcPr>
+            <w:tcW w:type="dxa" w:w="1130"/>
+          </w:tcPr>
+          <w:p>
+            <w:r>
+              <w:t>95.89%</w:t>
+            </w:r>
+          </w:p>
+        </w:tc>
+        <w:tc>
+          <w:tcPr>
+            <w:tcW w:type="dxa" w:w="1130"/>
+          </w:tcPr>
+          <w:p>
+            <w:r>
+              <w:t>96.63%</w:t>
+            </w:r>
+          </w:p>
+        </w:tc>
+        <w:tc>
+          <w:tcPr>
+            <w:tcW w:type="dxa" w:w="1130"/>
+          </w:tcPr>
+          <w:p>
+            <w:r>
+              <w:t>74.49%</w:t>
+            </w:r>
+          </w:p>
+        </w:tc>
+        <w:tc>
+          <w:tcPr>
+            <w:tcW w:type="dxa" w:w="1130"/>
+          </w:tcPr>
+          <w:p>
+            <w:r>
+              <w:t>96.18%</w:t>
+            </w:r>
+          </w:p>
+        </w:tc>
+        <w:tc>
+          <w:tcPr>
+            <w:tcW w:type="dxa" w:w="1130"/>
+          </w:tcPr>
+          <w:p>
+            <w:r>
+              <w:t>96.18%</w:t>
+            </w:r>
+          </w:p>
+        </w:tc>
+        <w:tc>
+          <w:tcPr>
+            <w:tcW w:type="dxa" w:w="1130"/>
+          </w:tcPr>
+          <w:p>
+            <w:r>
+              <w:t>99.40%</w:t>
+            </w:r>
+          </w:p>
+        </w:tc>
+        <w:tc>
+          <w:tcPr>
+            <w:tcW w:type="dxa" w:w="1130"/>
+          </w:tcPr>
+          <w:p>
+            <w:r>
+              <w:t>99.60%</w:t>
+            </w:r>
+          </w:p>
+        </w:tc>
+      </w:tr>
+      <w:tr>
+        <w:tc>
+          <w:tcPr>
+            <w:tcW w:type="dxa" w:w="1130"/>
+          </w:tcPr>
+          <w:p>
+            <w:r>
+              <w:t>F_logistic_regression</w:t>
+            </w:r>
+          </w:p>
+        </w:tc>
+        <w:tc>
+          <w:tcPr>
+            <w:tcW w:type="dxa" w:w="1130"/>
+          </w:tcPr>
+          <w:p>
+            <w:r>
+              <w:t>Logistic Regression (L2 Regularized)</w:t>
+            </w:r>
+          </w:p>
+        </w:tc>
+        <w:tc>
+          <w:tcPr>
+            <w:tcW w:type="dxa" w:w="1130"/>
+          </w:tcPr>
+          <w:p>
+            <w:r>
+              <w:t>96.19%</w:t>
+            </w:r>
+          </w:p>
+        </w:tc>
+        <w:tc>
+          <w:tcPr>
+            <w:tcW w:type="dxa" w:w="1130"/>
+          </w:tcPr>
+          <w:p>
+            <w:r>
+              <w:t>96.63%</w:t>
+            </w:r>
+          </w:p>
+        </w:tc>
+        <w:tc>
+          <w:tcPr>
+            <w:tcW w:type="dxa" w:w="1130"/>
+          </w:tcPr>
+          <w:p>
+            <w:r>
+              <w:t>67.49%</w:t>
+            </w:r>
+          </w:p>
+        </w:tc>
+        <w:tc>
+          <w:tcPr>
+            <w:tcW w:type="dxa" w:w="1130"/>
+          </w:tcPr>
+          <w:p>
+            <w:r>
+              <w:t>74.04%</w:t>
+            </w:r>
+          </w:p>
+        </w:tc>
+        <w:tc>
+          <w:tcPr>
+            <w:tcW w:type="dxa" w:w="1130"/>
+          </w:tcPr>
+          <w:p>
+            <w:r>
+              <w:t>74.04%</w:t>
+            </w:r>
+          </w:p>
+        </w:tc>
+        <w:tc>
+          <w:tcPr>
+            <w:tcW w:type="dxa" w:w="1130"/>
+          </w:tcPr>
+          <w:p>
+            <w:r>
+              <w:t>98.72%</w:t>
+            </w:r>
+          </w:p>
+        </w:tc>
+        <w:tc>
+          <w:tcPr>
+            <w:tcW w:type="dxa" w:w="1130"/>
+          </w:tcPr>
+          <w:p>
+            <w:r>
+              <w:t>98.99%</w:t>
+            </w:r>
+          </w:p>
+        </w:tc>
+      </w:tr>
+      <w:tr>
+        <w:tc>
+          <w:tcPr>
+            <w:tcW w:type="dxa" w:w="1130"/>
+          </w:tcPr>
+          <w:p>
+            <w:r>
+              <w:t>J_dnn_deep</w:t>
+            </w:r>
+          </w:p>
+        </w:tc>
+        <w:tc>
+          <w:tcPr>
+            <w:tcW w:type="dxa" w:w="1130"/>
+          </w:tcPr>
+          <w:p>
+            <w:r>
+              <w:t>DenseNN</w:t>
+            </w:r>
+          </w:p>
+        </w:tc>
+        <w:tc>
+          <w:tcPr>
+            <w:tcW w:type="dxa" w:w="1130"/>
+          </w:tcPr>
+          <w:p>
+            <w:r>
+              <w:t>96.19%</w:t>
+            </w:r>
+          </w:p>
+        </w:tc>
+        <w:tc>
+          <w:tcPr>
+            <w:tcW w:type="dxa" w:w="1130"/>
+          </w:tcPr>
+          <w:p>
+            <w:r>
+              <w:t>96.33%</w:t>
+            </w:r>
+          </w:p>
+        </w:tc>
+        <w:tc>
+          <w:tcPr>
+            <w:tcW w:type="dxa" w:w="1130"/>
+          </w:tcPr>
+          <w:p>
+            <w:r>
+              <w:t>63.60%</w:t>
+            </w:r>
+          </w:p>
+        </w:tc>
+        <w:tc>
+          <w:tcPr>
+            <w:tcW w:type="dxa" w:w="1130"/>
+          </w:tcPr>
+          <w:p>
+            <w:r>
+              <w:t>70.11%</w:t>
+            </w:r>
+          </w:p>
+        </w:tc>
+        <w:tc>
+          <w:tcPr>
+            <w:tcW w:type="dxa" w:w="1130"/>
+          </w:tcPr>
+          <w:p>
+            <w:r>
+              <w:t>70.11%</w:t>
+            </w:r>
+          </w:p>
+        </w:tc>
+        <w:tc>
+          <w:tcPr>
+            <w:tcW w:type="dxa" w:w="1130"/>
+          </w:tcPr>
+          <w:p>
+            <w:r>
+              <w:t>98.51%</w:t>
+            </w:r>
+          </w:p>
+        </w:tc>
+        <w:tc>
+          <w:tcPr>
+            <w:tcW w:type="dxa" w:w="1130"/>
+          </w:tcPr>
+          <w:p>
+            <w:r>
+              <w:t>98.93%</w:t>
+            </w:r>
+          </w:p>
+        </w:tc>
+      </w:tr>
+      <w:tr>
+        <w:tc>
+          <w:tcPr>
+            <w:tcW w:type="dxa" w:w="1130"/>
+          </w:tcPr>
+          <w:p>
+            <w:r>
+              <w:t>B_svm</w:t>
+            </w:r>
+          </w:p>
+        </w:tc>
+        <w:tc>
+          <w:tcPr>
+            <w:tcW w:type="dxa" w:w="1130"/>
+          </w:tcPr>
+          <w:p>
+            <w:r>
+              <w:t>Support Vector Machine (RBF/Linear)</w:t>
+            </w:r>
+          </w:p>
+        </w:tc>
+        <w:tc>
+          <w:tcPr>
+            <w:tcW w:type="dxa" w:w="1130"/>
+          </w:tcPr>
+          <w:p>
+            <w:r>
+              <w:t>90.62%</w:t>
+            </w:r>
+          </w:p>
+        </w:tc>
+        <w:tc>
+          <w:tcPr>
+            <w:tcW w:type="dxa" w:w="1130"/>
+          </w:tcPr>
+          <w:p>
+            <w:r>
+              <w:t>92.00%</w:t>
+            </w:r>
+          </w:p>
+        </w:tc>
+        <w:tc>
+          <w:tcPr>
+            <w:tcW w:type="dxa" w:w="1130"/>
+          </w:tcPr>
+          <w:p>
+            <w:r>
+              <w:t>57.20%</w:t>
+            </w:r>
+          </w:p>
+        </w:tc>
+        <w:tc>
+          <w:tcPr>
+            <w:tcW w:type="dxa" w:w="1130"/>
+          </w:tcPr>
+          <w:p>
+            <w:r>
+              <w:t>71.28%</w:t>
+            </w:r>
+          </w:p>
+        </w:tc>
+        <w:tc>
+          <w:tcPr>
+            <w:tcW w:type="dxa" w:w="1130"/>
+          </w:tcPr>
+          <w:p>
+            <w:r>
+              <w:t>71.28%</w:t>
+            </w:r>
+          </w:p>
+        </w:tc>
+        <w:tc>
+          <w:tcPr>
+            <w:tcW w:type="dxa" w:w="1130"/>
+          </w:tcPr>
+          <w:p>
+            <w:r>
+              <w:t>97.69%</w:t>
+            </w:r>
+          </w:p>
+        </w:tc>
+        <w:tc>
+          <w:tcPr>
+            <w:tcW w:type="dxa" w:w="1130"/>
+          </w:tcPr>
+          <w:p>
+            <w:r>
+              <w:t>98.40%</w:t>
+            </w:r>
+          </w:p>
+        </w:tc>
+      </w:tr>
+      <w:tr>
+        <w:tc>
+          <w:tcPr>
+            <w:tcW w:type="dxa" w:w="1130"/>
+          </w:tcPr>
+          <w:p>
+            <w:r>
+              <w:t>A_naive_bayes</w:t>
+            </w:r>
+          </w:p>
+        </w:tc>
+        <w:tc>
+          <w:tcPr>
+            <w:tcW w:type="dxa" w:w="1130"/>
+          </w:tcPr>
+          <w:p>
+            <w:r>
+              <w:t>Gaussian Naive Bayes (with sample weighting)</w:t>
+            </w:r>
+          </w:p>
+        </w:tc>
+        <w:tc>
+          <w:tcPr>
+            <w:tcW w:type="dxa" w:w="1130"/>
+          </w:tcPr>
+          <w:p>
+            <w:r>
+              <w:t>11.44%</w:t>
+            </w:r>
+          </w:p>
+        </w:tc>
+        <w:tc>
+          <w:tcPr>
+            <w:tcW w:type="dxa" w:w="1130"/>
+          </w:tcPr>
+          <w:p>
+            <w:r>
+              <w:t>14.33%</w:t>
+            </w:r>
+          </w:p>
+        </w:tc>
+        <w:tc>
+          <w:tcPr>
+            <w:tcW w:type="dxa" w:w="1130"/>
+          </w:tcPr>
+          <w:p>
+            <w:r>
+              <w:t>8.07%</w:t>
+            </w:r>
+          </w:p>
+        </w:tc>
+        <w:tc>
+          <w:tcPr>
+            <w:tcW w:type="dxa" w:w="1130"/>
+          </w:tcPr>
+          <w:p>
+            <w:r>
+              <w:t>33.58%</w:t>
+            </w:r>
+          </w:p>
+        </w:tc>
+        <w:tc>
+          <w:tcPr>
+            <w:tcW w:type="dxa" w:w="1130"/>
+          </w:tcPr>
+          <w:p>
+            <w:r>
+              <w:t>33.58%</w:t>
+            </w:r>
+          </w:p>
+        </w:tc>
+        <w:tc>
+          <w:tcPr>
+            <w:tcW w:type="dxa" w:w="1130"/>
+          </w:tcPr>
+          <w:p>
+            <w:r>
+              <w:t>83.28%</w:t>
+            </w:r>
+          </w:p>
+        </w:tc>
+        <w:tc>
+          <w:tcPr>
+            <w:tcW w:type="dxa" w:w="1130"/>
+          </w:tcPr>
+          <w:p>
+            <w:r>
+              <w:t>91.53%</w:t>
+            </w:r>
+          </w:p>
+        </w:tc>
+      </w:tr>
+    </w:tbl>
+    <w:p>
+      <w:r>
+        <w:rPr>
+          <w:b/>
+          <w:color w:val="1B4D59"/>
+        </w:rPr>
+        <w:t>值得注意的是，D_gradient_boosting 是 Weighted F1 最佳模型，但 G_adaboost 的 Balanced Accuracy 較高（96.18%）。這代表若系統目標是一般整體分類品質，Gradient Boosting 較穩健；若臨床場景優先要求降低漏診，則應進一步比較 AdaBoost 的 false positive 成本、少數類別召回與閾值調整後的可接受性。</w:t>
       </w:r>
     </w:p>
     <w:p>
       <w:pPr>
-        <w:pStyle w:val="Heading2"/>
+        <w:jc w:val="center"/>
       </w:pPr>
-      <w:r>
-        <w:t>【混淆矩陣分析】</w:t>
-      </w:r>
-    </w:p>
-    <w:p>
-      <w:r>
-        <w:br/>
-        <w:t>下表展示各分類器在測試集上的混淆矩陣。對角線上的值代表正確分類的樣本，非對角線值代表各類型誤分類。</w:t>
-        <w:br/>
-      </w:r>
-    </w:p>
-    <w:p>
       <w:r>
         <w:drawing>
           <wp:inline xmlns:a="http://schemas.openxmlformats.org/drawingml/2006/main" xmlns:pic="http://schemas.openxmlformats.org/drawingml/2006/picture">
-            <wp:extent cx="3200400" cy="2475463"/>
+            <wp:extent cx="5852160" cy="3875747"/>
             <wp:docPr id="2" name="Picture 2"/>
             <wp:cNvGraphicFramePr>
               <a:graphicFrameLocks noChangeAspect="1"/>
@@ -760,7 +1306,7 @@
               <a:graphicData uri="http://schemas.openxmlformats.org/drawingml/2006/picture">
                 <pic:pic>
                   <pic:nvPicPr>
-                    <pic:cNvPr id="0" name="cm_A_naive_bayes.png"/>
+                    <pic:cNvPr id="0" name="metric_fingerprint.png"/>
                     <pic:cNvPicPr/>
                   </pic:nvPicPr>
                   <pic:blipFill>
@@ -772,7 +1318,7 @@
                   <pic:spPr>
                     <a:xfrm>
                       <a:off x="0" y="0"/>
-                      <a:ext cx="3200400" cy="2475463"/>
+                      <a:ext cx="5852160" cy="3875747"/>
                     </a:xfrm>
                     <a:prstGeom prst="rect"/>
                   </pic:spPr>
@@ -790,16 +1336,20 @@
       <w:r>
         <w:rPr>
           <w:i/>
+          <w:color w:val="455A64"/>
           <w:sz w:val="20"/>
         </w:rPr>
-        <w:t>圖：系統 A NAIVE BAYES 混淆矩陣</w:t>
+        <w:t>圖2. 指標指紋圖揭示 Weighted 與 Macro 指標落差；落差越大，越可能代表少數類別被平均值掩蓋。</w:t>
       </w:r>
     </w:p>
     <w:p>
+      <w:pPr>
+        <w:jc w:val="center"/>
+      </w:pPr>
       <w:r>
         <w:drawing>
           <wp:inline xmlns:a="http://schemas.openxmlformats.org/drawingml/2006/main" xmlns:pic="http://schemas.openxmlformats.org/drawingml/2006/picture">
-            <wp:extent cx="3200400" cy="2475463"/>
+            <wp:extent cx="5852160" cy="3460243"/>
             <wp:docPr id="3" name="Picture 3"/>
             <wp:cNvGraphicFramePr>
               <a:graphicFrameLocks noChangeAspect="1"/>
@@ -808,7 +1358,7 @@
               <a:graphicData uri="http://schemas.openxmlformats.org/drawingml/2006/picture">
                 <pic:pic>
                   <pic:nvPicPr>
-                    <pic:cNvPr id="0" name="cm_B_svm.png"/>
+                    <pic:cNvPr id="0" name="class_recall_heatmap.png"/>
                     <pic:cNvPicPr/>
                   </pic:nvPicPr>
                   <pic:blipFill>
@@ -820,7 +1370,7 @@
                   <pic:spPr>
                     <a:xfrm>
                       <a:off x="0" y="0"/>
-                      <a:ext cx="3200400" cy="2475463"/>
+                      <a:ext cx="5852160" cy="3460243"/>
                     </a:xfrm>
                     <a:prstGeom prst="rect"/>
                   </pic:spPr>
@@ -838,17 +1388,20 @@
       <w:r>
         <w:rPr>
           <w:i/>
+          <w:color w:val="455A64"/>
           <w:sz w:val="20"/>
         </w:rPr>
-        <w:t>圖：系統 B SVM 混淆矩陣</w:t>
+        <w:t>圖3. 類別召回熱圖將臨床漏診風險直接映射到各模型與各疾病亞型。</w:t>
       </w:r>
     </w:p>
-    <w:p/>
     <w:p>
+      <w:pPr>
+        <w:jc w:val="center"/>
+      </w:pPr>
       <w:r>
         <w:drawing>
           <wp:inline xmlns:a="http://schemas.openxmlformats.org/drawingml/2006/main" xmlns:pic="http://schemas.openxmlformats.org/drawingml/2006/picture">
-            <wp:extent cx="3200400" cy="2475463"/>
+            <wp:extent cx="5852160" cy="4642603"/>
             <wp:docPr id="4" name="Picture 4"/>
             <wp:cNvGraphicFramePr>
               <a:graphicFrameLocks noChangeAspect="1"/>
@@ -857,7 +1410,7 @@
               <a:graphicData uri="http://schemas.openxmlformats.org/drawingml/2006/picture">
                 <pic:pic>
                   <pic:nvPicPr>
-                    <pic:cNvPr id="0" name="cm_C_random_forest.png"/>
+                    <pic:cNvPr id="0" name="pr_multi_model.png"/>
                     <pic:cNvPicPr/>
                   </pic:nvPicPr>
                   <pic:blipFill>
@@ -869,7 +1422,7 @@
                   <pic:spPr>
                     <a:xfrm>
                       <a:off x="0" y="0"/>
-                      <a:ext cx="3200400" cy="2475463"/>
+                      <a:ext cx="5852160" cy="4642603"/>
                     </a:xfrm>
                     <a:prstGeom prst="rect"/>
                   </pic:spPr>
@@ -887,16 +1440,42 @@
       <w:r>
         <w:rPr>
           <w:i/>
+          <w:color w:val="455A64"/>
           <w:sz w:val="20"/>
         </w:rPr>
-        <w:t>圖：系統 C RANDOM FOREST 混淆矩陣</w:t>
+        <w:t>圖4. Precision-Recall 曲線比 ROC 更適合不平衡任務，可觀察高召回區間是否仍維持可接受精確率。</w:t>
+      </w:r>
+    </w:p>
+    <w:p>
+      <w:pPr>
+        <w:pStyle w:val="Heading1"/>
+      </w:pPr>
+      <w:r>
+        <w:t>(二) 系統比較</w:t>
       </w:r>
     </w:p>
     <w:p>
       <w:r>
+        <w:t>樹系模型在此資料上的優勢並非單純來自模型容量，而是來自其對表格型臨床資料的歸納偏誤。TSH、FTI、TT4 等檢驗值具有非線性閾值與交互關係，Gradient Boosting 能逐步修正殘差，Random Forest 能以多棵樹平均降低變異，因此比單一線性邊界或條件獨立假設更適合此任務。</w:t>
+        <w:br/>
+        <w:br/>
+        <w:t>DenseNN 的整體準確率看似接近，但 Macro F1 與 Balanced Accuracy 較弱，代表少數類別辨識不足。在僅約三千筆訓練樣本、特徵數有限且類別極不平衡的情境下，DenseNN 需要更多資料、更強的校準與更細緻的重抽樣策略，否則容易學到以多數類別為中心的決策表面。</w:t>
+        <w:br/>
+        <w:br/>
+        <w:t>Weighted 指標會依類別支持度加權，negative 類別占比過高時會放大多數類別的成功；Macro 指標則讓每個類別擁有相同權重，因此更能暴露 compensated、primary、secondary hypothyroid 等少數疾病類別的弱點。醫療篩檢情境尤其不能只看 Accuracy，因為 False Negative 代表可能漏診，臨床風險通常高於可再檢驗的 False Positive。</w:t>
+        <w:br/>
+        <w:br/>
+        <w:t>依本次結果，建議優先採用 D_gradient_boosting（Gradient Boosting (XGBoost-like)）作為基準部署版本，並在部署前進一步完成外部驗證、機率校準、閾值敏感度分析與臨床工作流程測試。</w:t>
+      </w:r>
+    </w:p>
+    <w:p>
+      <w:pPr>
+        <w:jc w:val="center"/>
+      </w:pPr>
+      <w:r>
         <w:drawing>
           <wp:inline xmlns:a="http://schemas.openxmlformats.org/drawingml/2006/main" xmlns:pic="http://schemas.openxmlformats.org/drawingml/2006/picture">
-            <wp:extent cx="3200400" cy="2475463"/>
+            <wp:extent cx="5852160" cy="3605755"/>
             <wp:docPr id="5" name="Picture 5"/>
             <wp:cNvGraphicFramePr>
               <a:graphicFrameLocks noChangeAspect="1"/>
@@ -905,7 +1484,7 @@
               <a:graphicData uri="http://schemas.openxmlformats.org/drawingml/2006/picture">
                 <pic:pic>
                   <pic:nvPicPr>
-                    <pic:cNvPr id="0" name="cm_D_gradient_boosting.png"/>
+                    <pic:cNvPr id="0" name="complexity_performance.png"/>
                     <pic:cNvPicPr/>
                   </pic:nvPicPr>
                   <pic:blipFill>
@@ -917,7 +1496,7 @@
                   <pic:spPr>
                     <a:xfrm>
                       <a:off x="0" y="0"/>
-                      <a:ext cx="3200400" cy="2475463"/>
+                      <a:ext cx="5852160" cy="3605755"/>
                     </a:xfrm>
                     <a:prstGeom prst="rect"/>
                   </pic:spPr>
@@ -935,17 +1514,20 @@
       <w:r>
         <w:rPr>
           <w:i/>
+          <w:color w:val="455A64"/>
           <w:sz w:val="20"/>
         </w:rPr>
-        <w:t>圖：系統 D GRADIENT BOOSTING 混淆矩陣</w:t>
+        <w:t>圖5. 模型複雜度與 Balanced Accuracy 的關係顯示，最佳臨床指標不必然來自最大模型。</w:t>
       </w:r>
     </w:p>
-    <w:p/>
     <w:p>
+      <w:pPr>
+        <w:jc w:val="center"/>
+      </w:pPr>
       <w:r>
         <w:drawing>
           <wp:inline xmlns:a="http://schemas.openxmlformats.org/drawingml/2006/main" xmlns:pic="http://schemas.openxmlformats.org/drawingml/2006/picture">
-            <wp:extent cx="3200400" cy="2475463"/>
+            <wp:extent cx="5852160" cy="3771558"/>
             <wp:docPr id="6" name="Picture 6"/>
             <wp:cNvGraphicFramePr>
               <a:graphicFrameLocks noChangeAspect="1"/>
@@ -954,7 +1536,7 @@
               <a:graphicData uri="http://schemas.openxmlformats.org/drawingml/2006/picture">
                 <pic:pic>
                   <pic:nvPicPr>
-                    <pic:cNvPr id="0" name="cm_E_decision_tree.png"/>
+                    <pic:cNvPr id="0" name="feature_importance.png"/>
                     <pic:cNvPicPr/>
                   </pic:nvPicPr>
                   <pic:blipFill>
@@ -966,7 +1548,7 @@
                   <pic:spPr>
                     <a:xfrm>
                       <a:off x="0" y="0"/>
-                      <a:ext cx="3200400" cy="2475463"/>
+                      <a:ext cx="5852160" cy="3771558"/>
                     </a:xfrm>
                     <a:prstGeom prst="rect"/>
                   </pic:spPr>
@@ -984,16 +1566,20 @@
       <w:r>
         <w:rPr>
           <w:i/>
+          <w:color w:val="455A64"/>
           <w:sz w:val="20"/>
         </w:rPr>
-        <w:t>圖：系統 E DECISION TREE 混淆矩陣</w:t>
+        <w:t>圖6. 樹模型重要特徵集中於 TSH、FTI、TT4，符合甲狀腺功能判讀的臨床直覺。</w:t>
       </w:r>
     </w:p>
     <w:p>
+      <w:pPr>
+        <w:jc w:val="center"/>
+      </w:pPr>
       <w:r>
         <w:drawing>
           <wp:inline xmlns:a="http://schemas.openxmlformats.org/drawingml/2006/main" xmlns:pic="http://schemas.openxmlformats.org/drawingml/2006/picture">
-            <wp:extent cx="3200400" cy="2475463"/>
+            <wp:extent cx="5852160" cy="3399030"/>
             <wp:docPr id="7" name="Picture 7"/>
             <wp:cNvGraphicFramePr>
               <a:graphicFrameLocks noChangeAspect="1"/>
@@ -1002,7 +1588,7 @@
               <a:graphicData uri="http://schemas.openxmlformats.org/drawingml/2006/picture">
                 <pic:pic>
                   <pic:nvPicPr>
-                    <pic:cNvPr id="0" name="cm_F_logistic_regression.png"/>
+                    <pic:cNvPr id="0" name="learning_curve_best_model.png"/>
                     <pic:cNvPicPr/>
                   </pic:nvPicPr>
                   <pic:blipFill>
@@ -1014,7 +1600,7 @@
                   <pic:spPr>
                     <a:xfrm>
                       <a:off x="0" y="0"/>
-                      <a:ext cx="3200400" cy="2475463"/>
+                      <a:ext cx="5852160" cy="3399030"/>
                     </a:xfrm>
                     <a:prstGeom prst="rect"/>
                   </pic:spPr>
@@ -1032,17 +1618,20 @@
       <w:r>
         <w:rPr>
           <w:i/>
+          <w:color w:val="455A64"/>
           <w:sz w:val="20"/>
         </w:rPr>
-        <w:t>圖：系統 F LOGISTIC REGRESSION 混淆矩陣</w:t>
+        <w:t>圖7. 學習曲線用於判讀泛化差距；若驗證曲線趨於平台，新增資料或少數類別增強比單純加深模型更重要。</w:t>
       </w:r>
     </w:p>
-    <w:p/>
     <w:p>
+      <w:pPr>
+        <w:jc w:val="center"/>
+      </w:pPr>
       <w:r>
         <w:drawing>
           <wp:inline xmlns:a="http://schemas.openxmlformats.org/drawingml/2006/main" xmlns:pic="http://schemas.openxmlformats.org/drawingml/2006/picture">
-            <wp:extent cx="3200400" cy="2475463"/>
+            <wp:extent cx="5852160" cy="2806507"/>
             <wp:docPr id="8" name="Picture 8"/>
             <wp:cNvGraphicFramePr>
               <a:graphicFrameLocks noChangeAspect="1"/>
@@ -1051,7 +1640,7 @@
               <a:graphicData uri="http://schemas.openxmlformats.org/drawingml/2006/picture">
                 <pic:pic>
                   <pic:nvPicPr>
-                    <pic:cNvPr id="0" name="cm_G_adaboost.png"/>
+                    <pic:cNvPr id="0" name="error_distribution.png"/>
                     <pic:cNvPicPr/>
                   </pic:nvPicPr>
                   <pic:blipFill>
@@ -1063,7 +1652,7 @@
                   <pic:spPr>
                     <a:xfrm>
                       <a:off x="0" y="0"/>
-                      <a:ext cx="3200400" cy="2475463"/>
+                      <a:ext cx="5852160" cy="2806507"/>
                     </a:xfrm>
                     <a:prstGeom prst="rect"/>
                   </pic:spPr>
@@ -1081,14 +1670,10 @@
       <w:r>
         <w:rPr>
           <w:i/>
+          <w:color w:val="455A64"/>
           <w:sz w:val="20"/>
         </w:rPr>
-        <w:t>圖：系統 G ADABOOST 混淆矩陣</w:t>
-      </w:r>
-    </w:p>
-    <w:p>
-      <w:r>
-        <w:br w:type="page"/>
+        <w:t>圖8. 臨床錯誤面板同時呈現 False Positive、False Negative 與正規化混淆流，優先暴露漏診風險。</w:t>
       </w:r>
     </w:p>
     <w:p>
@@ -1096,345 +1681,27 @@
         <w:pStyle w:val="Heading1"/>
       </w:pPr>
       <w:r>
-        <w:t>（二）系統性能對比與機制分析</w:t>
+        <w:t>(三) 結論</w:t>
       </w:r>
     </w:p>
     <w:p>
       <w:r>
+        <w:t>最佳系統設定建議：D_gradient_boosting / Gradient Boosting (XGBoost-like)，參數：learning_rate=0.05, max_depth=5, n_estimators=300。</w:t>
         <w:br/>
-        <w:t>【實驗結果分析】</w:t>
+        <w:t>核心指標：Accuracy 99.41%、Weighted F1 99.27%、Recall 74.92%、Balanced Accuracy 74.92%。</w:t>
         <w:br/>
         <w:br/>
-        <w:t>1. 最佳表現系統</w:t>
+        <w:t>綜合 PR-AUC、類別召回熱圖、複雜度-效能關係、泛化曲線與臨床錯誤分布分析，模型在測試集展現高整體辨識率，但少數類別仍是臨床導入前必須持續監控的主要風險。</w:t>
         <w:br/>
-        <w:t xml:space="preserve">   系統 D（Gradient Boosting (XGBoost-like)）在測試集上達到最高正確率 99.41%，</w:t>
-        <w:br/>
-        <w:t xml:space="preserve">   顯著優於其他分類器。該系統在以下指標上亦表現突出：</w:t>
-        <w:br/>
-        <w:t xml:space="preserve">   • F1 分數（加權平均）高達 73.60%，說明在精確率與召回率間達到良好平衡</w:t>
-        <w:br/>
-        <w:t xml:space="preserve">   • 精確率 72.42%，確保誤報率低於 27.58%</w:t>
-        <w:br/>
-        <w:t xml:space="preserve">   • 召回率 74.92%，患者漏診風險得到有效控制</w:t>
+        <w:t>重要特徵（樹模型）前五名：TSH(0.635)、FTI(0.182)、TT4(0.169)、on thyroxine(0.010)、T3(0.001)。</w:t>
         <w:br/>
         <w:br/>
-        <w:t>2. 傳統機器學習方法對比</w:t>
-        <w:br/>
-        <w:t xml:space="preserve">   </w:t>
-        <w:br/>
-        <w:t xml:space="preserve">   a) 集成方法（Random Forest, Gradient Boosting, XGBoost）</w:t>
-        <w:br/>
-        <w:t xml:space="preserve">      • 整體表現最穩定，正確率普遍 &gt; 95%</w:t>
-        <w:br/>
-        <w:t xml:space="preserve">      • Random Forest 通過 bootstrap 聚集多決策樹，天然抵禦過擬合</w:t>
-        <w:br/>
-        <w:t xml:space="preserve">      • Gradient Boosting 按順序紀正前置模型誤差，在此類別不平衡資料上尤其有效</w:t>
-        <w:br/>
-        <w:t xml:space="preserve">      • 原因：集成方法平均化單一模型的偏差與方差</w:t>
-        <w:br/>
-        <w:t xml:space="preserve">   </w:t>
-        <w:br/>
-        <w:t xml:space="preserve">   b) 支持向量機（SVM）</w:t>
-        <w:br/>
-        <w:t xml:space="preserve">      • RBF 核捕捉非線性特徵交互，正確率 11.44%</w:t>
-        <w:br/>
-        <w:t xml:space="preserve">      • 線性核作為對照，理解特徵線性可分程度</w:t>
-        <w:br/>
-        <w:t xml:space="preserve">      • 優勢：在高維空間自然工作，class_weight 處理不平衡</w:t>
-        <w:br/>
-        <w:t xml:space="preserve">      • 劣勢：超參數（C, gamma）搜尋空間大，計算複雜度O(n²)或O(n³)</w:t>
-        <w:br/>
-        <w:t xml:space="preserve">   </w:t>
-        <w:br/>
-        <w:t xml:space="preserve">   c) 決策樹與邏輯迴歸</w:t>
-        <w:br/>
-        <w:t xml:space="preserve">      • 決策樹易陷入過擬合，深度限制至關重要</w:t>
-        <w:br/>
-        <w:t xml:space="preserve">      • 邏輯迴歸爲線性基準線，正確率 96.19%</w:t>
-        <w:br/>
-        <w:t xml:space="preserve">      • 儘管簡單，但在此混合特徵資料上有競爭力</w:t>
-        <w:br/>
-        <w:t xml:space="preserve">   </w:t>
-        <w:br/>
-        <w:t xml:space="preserve">   d) 高斯貝葉斯（GaussianNB）</w:t>
-        <w:br/>
-        <w:t xml:space="preserve">      • 假設特徵條件獨立且高斯分佈，在醫療資料上過於簡化</w:t>
-        <w:br/>
-        <w:t xml:space="preserve">      • 因此正確率 11.44% 相對較低</w:t>
-        <w:br/>
-        <w:t xml:space="preserve">      • 透過樣本加權（sample weighting）和超參數 var_smoothing 調整可部分改善</w:t>
-        <w:br/>
-        <w:t xml:space="preserve">   </w:t>
-        <w:br/>
-        <w:t xml:space="preserve">   e) AdaBoost</w:t>
-        <w:br/>
-        <w:t xml:space="preserve">      • 動態調整樣本權重，適應類別不平衡</w:t>
-        <w:br/>
-        <w:t xml:space="preserve">      • 正確率 95.89%，性能介於單決策樹與隨機森林間</w:t>
-        <w:br/>
-        <w:br/>
-        <w:t>3. 深度神經網路（DenseNN）對比</w:t>
-        <w:br/>
-        <w:t xml:space="preserve">   </w:t>
-        <w:br/>
-        <w:t xml:space="preserve">   • 淺層模型（H_dnn_shallow）：97.36%</w:t>
-        <w:br/>
-        <w:t xml:space="preserve">     - 單隱藏層，64 個神經元，無 Dropout</w:t>
-        <w:br/>
-        <w:t xml:space="preserve">     - 作為神經網路基準線，展現 DNN 在此任務基本能力</w:t>
-        <w:br/>
-        <w:t xml:space="preserve">   </w:t>
-        <w:br/>
-        <w:t xml:space="preserve">   • 中層模型（I_dnn_medium）：97.95%</w:t>
-        <w:br/>
-        <w:t xml:space="preserve">     - 2 隱藏層（128, 64），輕度 Dropout（0.2）</w:t>
-        <w:br/>
-        <w:t xml:space="preserve">     - 引入適度正規化，防止過擬合，同時捕捉更多特徵非線性</w:t>
-        <w:br/>
-        <w:t xml:space="preserve">   </w:t>
-        <w:br/>
-        <w:t xml:space="preserve">   • 深層模型（J_dnn_deep）：96.19%</w:t>
-        <w:br/>
-        <w:t xml:space="preserve">     - 3 隱藏層（256, 128, 64），強正規化（Dropout=0.3）</w:t>
-        <w:br/>
-        <w:t xml:space="preserve">     - 嘗試學習更抽象特徵表示</w:t>
-        <w:br/>
-        <w:t xml:space="preserve">     - 結果：深度增加未必帶來性能提升（可能原因見後述）</w:t>
-        <w:br/>
-        <w:t xml:space="preserve">   </w:t>
-        <w:br/>
-        <w:t xml:space="preserve">   • 寬層模型（K_dnn_wide）：97.65%</w:t>
-        <w:br/>
-        <w:t xml:space="preserve">     - 2 寬隱藏層（512, 256），中等 Dropout（0.25）</w:t>
-        <w:br/>
-        <w:t xml:space="preserve">     - 在當前資料規模上表現優異，說明寬度優於深度</w:t>
-        <w:br/>
-        <w:br/>
-        <w:t>4. 深度 vs 寬度的權衡</w:t>
-        <w:br/>
-        <w:t xml:space="preserve">   </w:t>
-        <w:br/>
-        <w:t xml:space="preserve">   核心發現：在此資料集上，**寬層架構優於深層架構**</w:t>
-        <w:br/>
-        <w:t xml:space="preserve">   </w:t>
-        <w:br/>
-        <w:t xml:space="preserve">   可能原因：</w:t>
-        <w:br/>
-        <w:t xml:space="preserve">   ① 資料集特徵維度相對固定（~25 維），深層網路超過必要複雜度</w:t>
-        <w:br/>
-        <w:t xml:space="preserve">   ② 訓練樣本數量有限，過深網路易陷入局部最優，即使加 Dropout 亦難以克服</w:t>
-        <w:br/>
-        <w:t xml:space="preserve">   ③ 醫療特徵間距離度量相對均勻，無需進行多階抽象</w:t>
-        <w:br/>
-        <w:t xml:space="preserve">   ④ 過強的 Dropout（深層模型 0.3）可能過度限制模型容量</w:t>
-        <w:br/>
-        <w:t xml:space="preserve">   </w:t>
-        <w:br/>
-        <w:t xml:space="preserve">   結論：對於規模適中的醫療資料集（特徵數十～百級，樣本數千～萬級），</w:t>
-        <w:br/>
-        <w:t xml:space="preserve">        應優先考慮寬而淺的架構，而非盲目加深層數。</w:t>
-        <w:br/>
-        <w:br/>
-        <w:t>5. 全系統排名與關鍵指標</w:t>
-        <w:br/>
-        <w:t xml:space="preserve">   </w:t>
-        <w:br/>
-        <w:t xml:space="preserve">   前三名系統：</w:t>
-        <w:br/>
-        <w:t xml:space="preserve">   ① D_gradient_boosting（Gradient Boosting (XGBoost-like)）- 99.41%</w:t>
-        <w:br/>
-        <w:t xml:space="preserve">   ② E_decision_tree（Decision Tree (Deep)）- 99.12%</w:t>
-        <w:br/>
-        <w:t xml:space="preserve">   ③ C_random_forest（Random Forest）- 98.83%</w:t>
-        <w:br/>
-      </w:r>
-    </w:p>
-    <w:p>
-      <w:r>
-        <w:br w:type="page"/>
-      </w:r>
-    </w:p>
-    <w:p>
-      <w:pPr>
-        <w:pStyle w:val="Heading1"/>
-      </w:pPr>
-      <w:r>
-        <w:t>（三）結論與建議</w:t>
-      </w:r>
-    </w:p>
-    <w:p>
-      <w:r>
-        <w:br/>
-        <w:t>【綜合結論】</w:t>
-        <w:br/>
-        <w:br/>
-        <w:t>1. 最佳系統推薦</w:t>
-        <w:br/>
-        <w:t xml:space="preserve">   </w:t>
-        <w:br/>
-        <w:t xml:space="preserve">   根據本實驗，針對甲狀腺功能低下症分類任務建議採用：</w:t>
-        <w:br/>
-        <w:t xml:space="preserve">   </w:t>
-        <w:br/>
-        <w:t xml:space="preserve">   系統：D</w:t>
-        <w:br/>
-        <w:t xml:space="preserve">   分類器：Gradient Boosting (XGBoost-like)</w:t>
-        <w:br/>
-        <w:t xml:space="preserve">   配置：learning_rate=0.05, max_depth=5, n_estimators=300</w:t>
-        <w:br/>
-        <w:t xml:space="preserve">   測試集正確率：99.41%</w:t>
-        <w:br/>
-        <w:t xml:space="preserve">   加權 F1 分數：73.60%</w:t>
-        <w:br/>
-        <w:br/>
-        <w:t>2. 各類方法的適用性評價</w:t>
-        <w:br/>
-        <w:t xml:space="preserve">   </w:t>
-        <w:br/>
-        <w:t xml:space="preserve">   ✓ 集成方法（Random Forest, Gradient Boosting）</w:t>
-        <w:br/>
-        <w:t xml:space="preserve">     優點：穩健、可解釋、易調參</w:t>
-        <w:br/>
-        <w:t xml:space="preserve">     適用場景：生產環境，對穩定性要求高</w:t>
-        <w:br/>
-        <w:t xml:space="preserve">     </w:t>
-        <w:br/>
-        <w:t xml:space="preserve">   ✓ 支持向量機（SVM）</w:t>
-        <w:br/>
-        <w:t xml:space="preserve">     優點：理論基礎堅實，非線性能力強</w:t>
-        <w:br/>
-        <w:t xml:space="preserve">     適用場景：特徵維度高，決策邊界複雜</w:t>
-        <w:br/>
-        <w:t xml:space="preserve">     </w:t>
-        <w:br/>
-        <w:t xml:space="preserve">   ✓ 深度神經網路（DenseNN）</w:t>
-        <w:br/>
-        <w:t xml:space="preserve">     優點：自動特徵提取，理論上無上界</w:t>
-        <w:br/>
-        <w:t xml:space="preserve">     適用場景：資料規模大（百萬級樣本），超參數較多自由度</w:t>
-        <w:br/>
-        <w:t xml:space="preserve">     劣勢：此資料集規模適中，優勢未能充分發揮</w:t>
-        <w:br/>
-        <w:t xml:space="preserve">     </w:t>
-        <w:br/>
-        <w:t xml:space="preserve">   ✓ 邏輯迴歸（Baseline）</w:t>
-        <w:br/>
-        <w:t xml:space="preserve">     優點：簡單、快速、可解釋</w:t>
-        <w:br/>
-        <w:t xml:space="preserve">     適用場景：特徵數量有限，線性可分性好</w:t>
-        <w:br/>
-        <w:br/>
-        <w:t>3. 類別不平衡處理方面的經驗</w:t>
-        <w:br/>
-        <w:t xml:space="preserve">   </w:t>
-        <w:br/>
-        <w:t xml:space="preserve">   本實驗系統性測試了多種不平衡處理策略：</w:t>
-        <w:br/>
-        <w:t xml:space="preserve">   </w:t>
-        <w:br/>
-        <w:t xml:space="preserve">   • class_weight="balanced"（最有效）</w:t>
-        <w:br/>
-        <w:t xml:space="preserve">     - 自動計算類別權重：w_i = n_samples / (n_classes × n_samples_i)</w:t>
-        <w:br/>
-        <w:t xml:space="preserve">     - 隨機森林、SVM、決策樹都支援此參數</w:t>
-        <w:br/>
-        <w:t xml:space="preserve">     - 提升少數類召回率，同時保持整體準確率</w:t>
-        <w:br/>
-        <w:t xml:space="preserve">   </w:t>
-        <w:br/>
-        <w:t xml:space="preserve">   • 樣本加權（Sample Weighting）</w:t>
-        <w:br/>
-        <w:t xml:space="preserve">     - 高斯貝葉斯不支持 class_weight，改用 sample_weight 參數</w:t>
-        <w:br/>
-        <w:t xml:space="preserve">     - 在 GridSearchCV 中通過 fit 方法傳遞</w:t>
-        <w:br/>
-        <w:t xml:space="preserve">   </w:t>
-        <w:br/>
-        <w:t xml:space="preserve">   • Early Stopping + Dropout（神經網路）</w:t>
-        <w:br/>
-        <w:t xml:space="preserve">     - 防止模型在多數類上過擬合</w:t>
-        <w:br/>
-        <w:t xml:space="preserve">     - 驗證集監控，一旦驗證損失停止下降即終止訓練</w:t>
-        <w:br/>
-        <w:t xml:space="preserve">   </w:t>
-        <w:br/>
-        <w:t xml:space="preserve">   未來優化方向：</w:t>
-        <w:br/>
-        <w:t xml:space="preserve">   • SMOTE（合成少數類過度採樣）— 生成合成樣本增加少數類</w:t>
-        <w:br/>
-        <w:t xml:space="preserve">   • Threshold Tuning — 調整分類閾值根據成本矩陣</w:t>
-        <w:br/>
-        <w:t xml:space="preserve">   • 多指標評估 — 不僅看準確率，更看精確/召回率</w:t>
-        <w:br/>
-        <w:br/>
-        <w:t>4. 醫療應用特殊考量</w:t>
-        <w:br/>
-        <w:t xml:space="preserve">   </w:t>
-        <w:br/>
-        <w:t xml:space="preserve">   甲狀腺功能診斷場景下，相比單純的正確率，以下指標更重要：</w:t>
-        <w:br/>
-        <w:t xml:space="preserve">   </w:t>
-        <w:br/>
-        <w:t xml:space="preserve">   • 召回率（Recall）&gt; 精確率（Precision）</w:t>
-        <w:br/>
-        <w:t xml:space="preserve">     原因：誤診患者（假陰性）導致患者喪失治療機會，後果嚴重</w:t>
-        <w:br/>
-        <w:t xml:space="preserve">   </w:t>
-        <w:br/>
-        <w:t xml:space="preserve">   • ROC-AUC 而非單點準確率</w:t>
-        <w:br/>
-        <w:t xml:space="preserve">     原因：醫療決策通常可調整分類閾值，ROC 提供全貌</w:t>
-        <w:br/>
-        <w:t xml:space="preserve">   </w:t>
-        <w:br/>
-        <w:t xml:space="preserve">   • 混淆矩陣分析</w:t>
-        <w:br/>
-        <w:t xml:space="preserve">     原因：了解各類型誤診來源，可針對性改進</w:t>
-        <w:br/>
-        <w:t xml:space="preserve">   </w:t>
-        <w:br/>
-        <w:t xml:space="preserve">   在此框架下，D 的表現依舊最優，</w:t>
-        <w:br/>
-        <w:t xml:space="preserve">   且其召回率/精確率平衡適合臨床部署。</w:t>
-        <w:br/>
-        <w:br/>
-        <w:t>5. 專案工程最佳實踐</w:t>
-        <w:br/>
-        <w:t xml:space="preserve">   </w:t>
-        <w:br/>
-        <w:t xml:space="preserve">   ✓ 完整 ML 流水線自動化</w:t>
-        <w:br/>
-        <w:t xml:space="preserve">     - 資料預處理、特徵工程標準化</w:t>
-        <w:br/>
-        <w:t xml:space="preserve">     - 模型訓練、超參數搜尋自動化</w:t>
-        <w:br/>
-        <w:t xml:space="preserve">     - 結果評估、報告生成自動化</w:t>
-        <w:br/>
-        <w:t xml:space="preserve">   </w:t>
-        <w:br/>
-        <w:t xml:space="preserve">   ✓ 可重現性</w:t>
-        <w:br/>
-        <w:t xml:space="preserve">     - 固定隨機種子 (RANDOM_STATE=42)</w:t>
-        <w:br/>
-        <w:t xml:space="preserve">     - 清晰的配置管理 (config.py)</w:t>
-        <w:br/>
-        <w:t xml:space="preserve">     - 版本控制與文檔完整</w:t>
-        <w:br/>
-        <w:t xml:space="preserve">   </w:t>
-        <w:br/>
-        <w:t xml:space="preserve">   ✓ 可擴展性架構</w:t>
-        <w:br/>
-        <w:t xml:space="preserve">     - 易於添加新分類器</w:t>
-        <w:br/>
-        <w:t xml:space="preserve">     - 易於修改超參數網格</w:t>
-        <w:br/>
-        <w:t xml:space="preserve">     - 模型、圖表、報告分層儲存</w:t>
-        <w:br/>
+        <w:t>臨床應用上，建議將本系統定位為 AI 輔助判讀工具，而非獨立診斷決策。後續應加入 SHAP 個案層級解釋、少數類別閾值最佳化、外部資料驗證與資料漂移監測，以強化可解釋性、跨場域可靠度與臨床安全性。</w:t>
       </w:r>
     </w:p>
     <w:sectPr>
       <w:pgSz w:w="12240" w:h="15840"/>
-      <w:pgMar w:top="1440" w:right="1800" w:bottom="1440" w:left="1800" w:header="720" w:footer="720" w:gutter="0"/>
+      <w:pgMar w:top="936" w:right="1037" w:bottom="936" w:left="1037" w:header="720" w:footer="720" w:gutter="0"/>
       <w:cols w:space="720"/>
       <w:docGrid w:linePitch="360"/>
     </w:sectPr>
@@ -1805,6 +2072,10 @@
     <w:name w:val="Normal"/>
     <w:qFormat/>
     <w:rsid w:val="00FC693F"/>
+    <w:rPr>
+      <w:rFonts w:ascii="Microsoft JhengHei" w:hAnsi="Microsoft JhengHei"/>
+      <w:sz w:val="21"/>
+    </w:rPr>
   </w:style>
   <w:style w:type="paragraph" w:styleId="Header">
     <w:name w:val="header"/>
@@ -1865,10 +2136,10 @@
       <w:outlineLvl w:val="0"/>
     </w:pPr>
     <w:rPr>
-      <w:rFonts w:asciiTheme="majorHAnsi" w:eastAsiaTheme="majorEastAsia" w:hAnsiTheme="majorHAnsi" w:cstheme="majorBidi"/>
+      <w:rFonts w:asciiTheme="majorHAnsi" w:eastAsiaTheme="majorEastAsia" w:hAnsiTheme="majorHAnsi" w:cstheme="majorBidi" w:ascii="Microsoft JhengHei" w:hAnsi="Microsoft JhengHei"/>
       <w:b/>
       <w:bCs/>
-      <w:color w:val="365F91" w:themeColor="accent1" w:themeShade="BF"/>
+      <w:color w:val="1B4D59"/>
       <w:sz w:val="28"/>
       <w:szCs w:val="28"/>
     </w:rPr>
@@ -1889,10 +2160,10 @@
       <w:outlineLvl w:val="1"/>
     </w:pPr>
     <w:rPr>
-      <w:rFonts w:asciiTheme="majorHAnsi" w:eastAsiaTheme="majorEastAsia" w:hAnsiTheme="majorHAnsi" w:cstheme="majorBidi"/>
+      <w:rFonts w:asciiTheme="majorHAnsi" w:eastAsiaTheme="majorEastAsia" w:hAnsiTheme="majorHAnsi" w:cstheme="majorBidi" w:ascii="Microsoft JhengHei" w:hAnsi="Microsoft JhengHei"/>
       <w:b/>
       <w:bCs/>
-      <w:color w:val="4F81BD" w:themeColor="accent1"/>
+      <w:color w:val="1B4D59"/>
       <w:sz w:val="26"/>
       <w:szCs w:val="26"/>
     </w:rPr>
